--- a/docs/submission/Entry_Form_KrengjaiBridge.docx
+++ b/docs/submission/Entry_Form_KrengjaiBridge.docx
@@ -2375,6 +2375,20 @@
                 <w:sz w:val="24"/>
               </w:rPr>
               <w:t xml:space="preserve"> on the ECS and fixed in the deploy script.</w:t>
+            </w:r>
+          </w:p>
+          <w:p>
+            <w:pPr>
+              <w:widowControl/>
+              <w:spacing w:after="120" w:line="245" w:lineRule="auto"/>
+            </w:pPr>
+            <w:r>
+              <w:rPr>
+                <w:rFonts w:ascii="Arial" w:hAnsi="Arial" w:eastAsia="Leelawadee UI" w:cs="Leelawadee UI"/>
+                <w:b w:val="0"/>
+                <w:sz w:val="24"/>
+              </w:rPr>
+              <w:t>The shared LLM key reached its budget during evaluation. We added an offline fallback (roster scrub + PyThaiNLP, a local stylometric attacker, rule-based structuring and themes), labelled in the UI, so the demo degrades instead of failing.</w:t>
             </w:r>
           </w:p>
           <w:p>

--- a/docs/submission/Entry_Form_KrengjaiBridge.docx
+++ b/docs/submission/Entry_Form_KrengjaiBridge.docx
@@ -583,48 +583,42 @@
             </w:pPr>
             <w:r>
               <w:rPr>
+                <w:rFonts w:ascii="Leelawadee UI" w:hAnsi="Leelawadee UI" w:eastAsia="Leelawadee UI" w:cs="Leelawadee UI"/>
+                <w:b w:val="0"/>
+                <w:sz w:val="24"/>
+              </w:rPr>
+              <w:t>กฤษฎา</w:t>
+            </w:r>
+            <w:r>
+              <w:rPr>
+                <w:rFonts w:ascii="Arial" w:hAnsi="Arial" w:eastAsia="Leelawadee UI" w:cs="Leelawadee UI"/>
+                <w:b w:val="0"/>
+                <w:sz w:val="24"/>
+              </w:rPr>
+              <w:t xml:space="preserve"> </w:t>
+            </w:r>
+            <w:r>
+              <w:rPr>
+                <w:rFonts w:ascii="Leelawadee UI" w:hAnsi="Leelawadee UI" w:eastAsia="Leelawadee UI" w:cs="Leelawadee UI"/>
+                <w:b w:val="0"/>
+                <w:sz w:val="24"/>
+              </w:rPr>
+              <w:t>ลิ้มศรีประพันธ์</w:t>
+            </w:r>
+          </w:p>
+          <w:p>
+            <w:pPr>
+              <w:widowControl/>
+              <w:spacing w:after="120" w:line="245" w:lineRule="auto"/>
+            </w:pPr>
+            <w:r>
+              <w:rPr>
                 <w:rFonts w:ascii="Arial" w:hAnsi="Arial" w:eastAsia="Leelawadee UI" w:cs="Leelawadee UI"/>
                 <w:b w:val="0"/>
                 <w:sz w:val="24"/>
                 <w:highlight w:val="yellow"/>
               </w:rPr>
-              <w:t xml:space="preserve">[[TODO: confirm — </w:t>
-            </w:r>
-            <w:r>
-              <w:rPr>
-                <w:rFonts w:ascii="Leelawadee UI" w:hAnsi="Leelawadee UI" w:eastAsia="Leelawadee UI" w:cs="Leelawadee UI"/>
-                <w:b w:val="0"/>
-                <w:sz w:val="24"/>
-                <w:highlight w:val="yellow"/>
-              </w:rPr>
-              <w:t>กฤษฎา</w:t>
-            </w:r>
-            <w:r>
-              <w:rPr>
-                <w:rFonts w:ascii="Arial" w:hAnsi="Arial" w:eastAsia="Leelawadee UI" w:cs="Leelawadee UI"/>
-                <w:b w:val="0"/>
-                <w:sz w:val="24"/>
-                <w:highlight w:val="yellow"/>
-              </w:rPr>
-              <w:t xml:space="preserve"> </w:t>
-            </w:r>
-            <w:r>
-              <w:rPr>
-                <w:rFonts w:ascii="Leelawadee UI" w:hAnsi="Leelawadee UI" w:eastAsia="Leelawadee UI" w:cs="Leelawadee UI"/>
-                <w:b w:val="0"/>
-                <w:sz w:val="24"/>
-                <w:highlight w:val="yellow"/>
-              </w:rPr>
-              <w:t>ลิ้มศรีประพันธ์</w:t>
-            </w:r>
-            <w:r>
-              <w:rPr>
-                <w:rFonts w:ascii="Arial" w:hAnsi="Arial" w:eastAsia="Leelawadee UI" w:cs="Leelawadee UI"/>
-                <w:b w:val="0"/>
-                <w:sz w:val="24"/>
-                <w:highlight w:val="yellow"/>
-              </w:rPr>
-              <w:t>; add English name]]</w:t>
+              <w:t>[[TODO: English name]]</w:t>
             </w:r>
           </w:p>
         </w:tc>
@@ -650,48 +644,42 @@
             </w:pPr>
             <w:r>
               <w:rPr>
+                <w:rFonts w:ascii="Leelawadee UI" w:hAnsi="Leelawadee UI" w:eastAsia="Leelawadee UI" w:cs="Leelawadee UI"/>
+                <w:b w:val="0"/>
+                <w:sz w:val="24"/>
+              </w:rPr>
+              <w:t>ชิติพัฒน์</w:t>
+            </w:r>
+            <w:r>
+              <w:rPr>
+                <w:rFonts w:ascii="Arial" w:hAnsi="Arial" w:eastAsia="Leelawadee UI" w:cs="Leelawadee UI"/>
+                <w:b w:val="0"/>
+                <w:sz w:val="24"/>
+              </w:rPr>
+              <w:t xml:space="preserve"> </w:t>
+            </w:r>
+            <w:r>
+              <w:rPr>
+                <w:rFonts w:ascii="Leelawadee UI" w:hAnsi="Leelawadee UI" w:eastAsia="Leelawadee UI" w:cs="Leelawadee UI"/>
+                <w:b w:val="0"/>
+                <w:sz w:val="24"/>
+              </w:rPr>
+              <w:t>ภู่ทอง</w:t>
+            </w:r>
+          </w:p>
+          <w:p>
+            <w:pPr>
+              <w:widowControl/>
+              <w:spacing w:after="120" w:line="245" w:lineRule="auto"/>
+            </w:pPr>
+            <w:r>
+              <w:rPr>
                 <w:rFonts w:ascii="Arial" w:hAnsi="Arial" w:eastAsia="Leelawadee UI" w:cs="Leelawadee UI"/>
                 <w:b w:val="0"/>
                 <w:sz w:val="24"/>
                 <w:highlight w:val="yellow"/>
               </w:rPr>
-              <w:t xml:space="preserve">[[TODO: confirm — </w:t>
-            </w:r>
-            <w:r>
-              <w:rPr>
-                <w:rFonts w:ascii="Leelawadee UI" w:hAnsi="Leelawadee UI" w:eastAsia="Leelawadee UI" w:cs="Leelawadee UI"/>
-                <w:b w:val="0"/>
-                <w:sz w:val="24"/>
-                <w:highlight w:val="yellow"/>
-              </w:rPr>
-              <w:t>ชิติพัฒน์</w:t>
-            </w:r>
-            <w:r>
-              <w:rPr>
-                <w:rFonts w:ascii="Arial" w:hAnsi="Arial" w:eastAsia="Leelawadee UI" w:cs="Leelawadee UI"/>
-                <w:b w:val="0"/>
-                <w:sz w:val="24"/>
-                <w:highlight w:val="yellow"/>
-              </w:rPr>
-              <w:t xml:space="preserve"> </w:t>
-            </w:r>
-            <w:r>
-              <w:rPr>
-                <w:rFonts w:ascii="Leelawadee UI" w:hAnsi="Leelawadee UI" w:eastAsia="Leelawadee UI" w:cs="Leelawadee UI"/>
-                <w:b w:val="0"/>
-                <w:sz w:val="24"/>
-                <w:highlight w:val="yellow"/>
-              </w:rPr>
-              <w:t>ภู่ทอง</w:t>
-            </w:r>
-            <w:r>
-              <w:rPr>
-                <w:rFonts w:ascii="Arial" w:hAnsi="Arial" w:eastAsia="Leelawadee UI" w:cs="Leelawadee UI"/>
-                <w:b w:val="0"/>
-                <w:sz w:val="24"/>
-                <w:highlight w:val="yellow"/>
-              </w:rPr>
-              <w:t>; add English name]]</w:t>
+              <w:t>[[TODO: English name]]</w:t>
             </w:r>
           </w:p>
         </w:tc>
@@ -720,48 +708,42 @@
             </w:pPr>
             <w:r>
               <w:rPr>
+                <w:rFonts w:ascii="Leelawadee UI" w:hAnsi="Leelawadee UI" w:eastAsia="Leelawadee UI" w:cs="Leelawadee UI"/>
+                <w:b w:val="0"/>
+                <w:sz w:val="24"/>
+              </w:rPr>
+              <w:t>ภาณุพงษ์</w:t>
+            </w:r>
+            <w:r>
+              <w:rPr>
+                <w:rFonts w:ascii="Arial" w:hAnsi="Arial" w:eastAsia="Leelawadee UI" w:cs="Leelawadee UI"/>
+                <w:b w:val="0"/>
+                <w:sz w:val="24"/>
+              </w:rPr>
+              <w:t xml:space="preserve"> </w:t>
+            </w:r>
+            <w:r>
+              <w:rPr>
+                <w:rFonts w:ascii="Leelawadee UI" w:hAnsi="Leelawadee UI" w:eastAsia="Leelawadee UI" w:cs="Leelawadee UI"/>
+                <w:b w:val="0"/>
+                <w:sz w:val="24"/>
+              </w:rPr>
+              <w:t>สภานนท์</w:t>
+            </w:r>
+          </w:p>
+          <w:p>
+            <w:pPr>
+              <w:widowControl/>
+              <w:spacing w:after="120" w:line="245" w:lineRule="auto"/>
+            </w:pPr>
+            <w:r>
+              <w:rPr>
                 <w:rFonts w:ascii="Arial" w:hAnsi="Arial" w:eastAsia="Leelawadee UI" w:cs="Leelawadee UI"/>
                 <w:b w:val="0"/>
                 <w:sz w:val="24"/>
                 <w:highlight w:val="yellow"/>
               </w:rPr>
-              <w:t xml:space="preserve">[[TODO: confirm — </w:t>
-            </w:r>
-            <w:r>
-              <w:rPr>
-                <w:rFonts w:ascii="Leelawadee UI" w:hAnsi="Leelawadee UI" w:eastAsia="Leelawadee UI" w:cs="Leelawadee UI"/>
-                <w:b w:val="0"/>
-                <w:sz w:val="24"/>
-                <w:highlight w:val="yellow"/>
-              </w:rPr>
-              <w:t>ภาณุพงษ์</w:t>
-            </w:r>
-            <w:r>
-              <w:rPr>
-                <w:rFonts w:ascii="Arial" w:hAnsi="Arial" w:eastAsia="Leelawadee UI" w:cs="Leelawadee UI"/>
-                <w:b w:val="0"/>
-                <w:sz w:val="24"/>
-                <w:highlight w:val="yellow"/>
-              </w:rPr>
-              <w:t xml:space="preserve"> </w:t>
-            </w:r>
-            <w:r>
-              <w:rPr>
-                <w:rFonts w:ascii="Leelawadee UI" w:hAnsi="Leelawadee UI" w:eastAsia="Leelawadee UI" w:cs="Leelawadee UI"/>
-                <w:b w:val="0"/>
-                <w:sz w:val="24"/>
-                <w:highlight w:val="yellow"/>
-              </w:rPr>
-              <w:t>สภานนท์</w:t>
-            </w:r>
-            <w:r>
-              <w:rPr>
-                <w:rFonts w:ascii="Arial" w:hAnsi="Arial" w:eastAsia="Leelawadee UI" w:cs="Leelawadee UI"/>
-                <w:b w:val="0"/>
-                <w:sz w:val="24"/>
-                <w:highlight w:val="yellow"/>
-              </w:rPr>
-              <w:t>; add English name]]</w:t>
+              <w:t>[[TODO: English name]]</w:t>
             </w:r>
           </w:p>
         </w:tc>
@@ -3606,16 +3588,7 @@
                 <w:b w:val="0"/>
                 <w:sz w:val="24"/>
               </w:rPr>
-              <w:t xml:space="preserve">Source code: </w:t>
-            </w:r>
-            <w:r>
-              <w:rPr>
-                <w:rFonts w:ascii="Arial" w:hAnsi="Arial" w:eastAsia="Leelawadee UI" w:cs="Leelawadee UI"/>
-                <w:b w:val="0"/>
-                <w:sz w:val="24"/>
-                <w:highlight w:val="yellow"/>
-              </w:rPr>
-              <w:t>[[TODO: repository link]]</w:t>
+              <w:t>Source code: https://github.com/JingKritsada/KrengjaiBridge</w:t>
             </w:r>
           </w:p>
           <w:p>

--- a/docs/submission/Entry_Form_KrengjaiBridge.docx
+++ b/docs/submission/Entry_Form_KrengjaiBridge.docx
@@ -1523,7 +1523,7 @@
                 <w:b w:val="0"/>
                 <w:sz w:val="24"/>
               </w:rPr>
-              <w:t>AI agent on LINE (LINE Messaging API) with an LLM through an OpenAI-compatible API (Qwen3.5 today, Huawei Cloud ModelArts Studio MaaS DeepSeek-V4.1-Flash supported by configuration); Thai NLP (PyThaiNLP tokenization + NER, dictionary neutralization of gender/seniority particles); LLM attacker loop for author re-identification testing; k-anonymity gate and theme clustering (TF-IDF + agglomerative, LLM theme labels); FastAPI, PostgreSQL, Redis, Docker; Huawei Cloud VPC, Security Group, EIP and ECS (CN-Hong Kong); an AI-agent skill (</w:t>
+              <w:t>AI agent on LINE (LINE Messaging API) with an LLM through an OpenAI-compatible API (Qwen3.5 today with automatic failover to a self-hosted Qwen3.5 9B; Huawei Cloud ModelArts Studio MaaS DeepSeek-V4.1-Flash supported by configuration); Thai NLP (PyThaiNLP tokenization + NER, dictionary neutralization of gender/seniority particles); LLM attacker loop for author re-identification testing; k-anonymity gate and theme clustering (TF-IDF + agglomerative, LLM theme labels); FastAPI, PostgreSQL, Redis, Docker; Huawei Cloud VPC, Security Group, EIP and ECS (CN-Hong Kong); an AI-agent skill (</w:t>
             </w:r>
             <w:r>
               <w:rPr>
@@ -2370,7 +2370,7 @@
                 <w:b w:val="0"/>
                 <w:sz w:val="24"/>
               </w:rPr>
-              <w:t>The shared LLM key reached its budget during evaluation. We added an offline fallback (roster scrub + PyThaiNLP, a local stylometric attacker, rule-based structuring and themes), labelled in the UI, so the demo degrades instead of failing.</w:t>
+              <w:t>The shared LLM key reached its budget during evaluation. We added ordered failover to a team-hosted Qwen3.5 9B (LM Studio on a teammate's GPU, reached over Tailscale) and, below that, an offline fallback (roster scrub + PyThaiNLP, a local stylometric attacker, rule-based structuring and themes), labelled in the UI, so the demo degrades instead of failing.</w:t>
             </w:r>
           </w:p>
           <w:p>
@@ -2753,7 +2753,7 @@
             <w:r>
               <w:drawing>
                 <wp:inline xmlns:a="http://schemas.openxmlformats.org/drawingml/2006/main" xmlns:pic="http://schemas.openxmlformats.org/drawingml/2006/picture">
-                  <wp:extent cx="5400000" cy="2460375"/>
+                  <wp:extent cx="5400000" cy="2521125"/>
                   <wp:docPr id="1" name="Picture 1"/>
                   <wp:cNvGraphicFramePr>
                     <a:graphicFrameLocks noChangeAspect="1"/>
@@ -2774,7 +2774,7 @@
                         <pic:spPr>
                           <a:xfrm>
                             <a:off x="0" y="0"/>
-                            <a:ext cx="5400000" cy="2460375"/>
+                            <a:ext cx="5400000" cy="2521125"/>
                           </a:xfrm>
                           <a:prstGeom prst="rect"/>
                         </pic:spPr>

--- a/docs/submission/Entry_Form_KrengjaiBridge.docx
+++ b/docs/submission/Entry_Form_KrengjaiBridge.docx
@@ -3067,7 +3067,7 @@
                 <w:b w:val="0"/>
                 <w:sz w:val="24"/>
               </w:rPr>
-              <w:t xml:space="preserve"> Rules on normalized metadata events plus an LLM context judge (WIP labels, reviewer on leave) to cut false positives; rate limit 3 nudges/person/week; buttons "help me remind", "not now", "not useful", "mute this type". A reminder cites the team policy ("PR waiting &gt; 48 h") and never names the requester. Late-night signals go only to the person.</w:t>
+              <w:t xml:space="preserve"> Rules on normalized metadata events plus deterministic context checks (WIP labels, reviewer on leave) to cut false positives, with an optional LLM judge (off in the demo); rate limit 3 nudges/person/week; buttons "help me remind", "not now", "not useful", "mute this type". A reminder cites the team policy ("PR waiting &gt; 48 h") and never names the requester. Late-night signals go only to the person.</w:t>
             </w:r>
           </w:p>
           <w:p>

--- a/docs/submission/Entry_Form_KrengjaiBridge.docx
+++ b/docs/submission/Entry_Form_KrengjaiBridge.docx
@@ -2052,7 +2052,7 @@
                 <w:b w:val="0"/>
                 <w:sz w:val="24"/>
               </w:rPr>
-              <w:t>We built the prototype in about one day with AI agents doing most of the hands-on work and humans owning decisions. Huawei Cloud carried the runtime, and an agent skill makes the infrastructure reproducible. We list what was used and what is still pending, without overstating either.</w:t>
+              <w:t>We built the prototype in under two days with AI agents doing most of the hands-on work and humans owning decisions. Huawei Cloud carried the runtime, and an agent skill makes the infrastructure reproducible. We list what was used and what is still pending, without overstating either.</w:t>
             </w:r>
           </w:p>
           <w:p>
@@ -2144,7 +2144,23 @@
                 <w:b w:val="0"/>
                 <w:sz w:val="24"/>
               </w:rPr>
-              <w:t>, LLM client, settings) and then dispatched parallel coding agents with disjoint file scopes: (A) the Thai privacy pipeline, (B) backend, trigger engine, LINE bot and manager loop, (C) the Thai web UI, then (D) evaluation and (E) the Huawei Cloud provisioning skill. Each worker received only goal, scope and verification commands; the orchestrator reviewed every diff and re-ran the tests itself. The result is about 2,000 lines of Python and a static web UI with 74 automated tests.</w:t>
+              <w:t>, LLM client, settings) and then dispatched parallel coding agents with disjoint file scopes: (A) the Thai privacy pipeline, (B) backend, trigger engine, LINE bot and manager loop, (C) the Thai web UI, then (D) evaluation, (E) the Huawei Cloud provisioning skill and (F) a light redesign of the web UI from a written design system (</w:t>
+            </w:r>
+            <w:r>
+              <w:rPr>
+                <w:rFonts w:ascii="Arial" w:hAnsi="Arial" w:eastAsia="Leelawadee UI" w:cs="Leelawadee UI"/>
+                <w:b w:val="0"/>
+                <w:sz w:val="24"/>
+              </w:rPr>
+              <w:t>DESIGN.md</w:t>
+            </w:r>
+            <w:r>
+              <w:rPr>
+                <w:rFonts w:ascii="Arial" w:hAnsi="Arial" w:eastAsia="Leelawadee UI" w:cs="Leelawadee UI"/>
+                <w:b w:val="0"/>
+                <w:sz w:val="24"/>
+              </w:rPr>
+              <w:t>). Each worker received only goal, scope and verification commands; the orchestrator reviewed every diff and re-ran the tests itself. The result is about 3,400 lines of application Python, a static web UI of about 1,900 lines and 108 automated tests.</w:t>
             </w:r>
           </w:p>
           <w:p>
@@ -2612,7 +2628,39 @@
                 <w:b w:val="0"/>
                 <w:sz w:val="24"/>
               </w:rPr>
-              <w:t xml:space="preserve"> ignored; passwords generated per resource).</w:t>
+              <w:t xml:space="preserve"> ignored; passwords generated per resource); (6) a pre-commit hook runs Ruff and the ty type checker on every commit, and a Playwright script checks the UI with a Playwright script against </w:t>
+            </w:r>
+            <w:r>
+              <w:rPr>
+                <w:rFonts w:ascii="Arial" w:hAnsi="Arial" w:eastAsia="Leelawadee UI" w:cs="Leelawadee UI"/>
+                <w:b w:val="0"/>
+                <w:sz w:val="24"/>
+              </w:rPr>
+              <w:t>DESIGN.md</w:t>
+            </w:r>
+            <w:r>
+              <w:rPr>
+                <w:rFonts w:ascii="Arial" w:hAnsi="Arial" w:eastAsia="Leelawadee UI" w:cs="Leelawadee UI"/>
+                <w:b w:val="0"/>
+                <w:sz w:val="24"/>
+              </w:rPr>
+              <w:t xml:space="preserve"> (font floor, contrast, no sideways scroll); (7) script the demo video against the live ECS server and the real LINE chat (</w:t>
+            </w:r>
+            <w:r>
+              <w:rPr>
+                <w:rFonts w:ascii="Arial" w:hAnsi="Arial" w:eastAsia="Leelawadee UI" w:cs="Leelawadee UI"/>
+                <w:b w:val="0"/>
+                <w:sz w:val="24"/>
+              </w:rPr>
+              <w:t>scripts/record_live.py</w:t>
+            </w:r>
+            <w:r>
+              <w:rPr>
+                <w:rFonts w:ascii="Arial" w:hAnsi="Arial" w:eastAsia="Leelawadee UI" w:cs="Leelawadee UI"/>
+                <w:b w:val="0"/>
+                <w:sz w:val="24"/>
+              </w:rPr>
+              <w:t>), so it can be re-recorded after any change.</w:t>
             </w:r>
           </w:p>
           <w:p>
@@ -3565,16 +3613,7 @@
                 <w:b w:val="0"/>
                 <w:sz w:val="24"/>
               </w:rPr>
-              <w:t xml:space="preserve">Video: </w:t>
-            </w:r>
-            <w:r>
-              <w:rPr>
-                <w:rFonts w:ascii="Arial" w:hAnsi="Arial" w:eastAsia="Leelawadee UI" w:cs="Leelawadee UI"/>
-                <w:b w:val="0"/>
-                <w:sz w:val="24"/>
-                <w:highlight w:val="yellow"/>
-              </w:rPr>
-              <w:t>[[TODO: link after recording]]</w:t>
+              <w:t>Video: https://youtu.be/f4Op2MmzrTY (2:16 demo recorded on the live server with a real LINE chat; also embedded as slide 5 of the deck)</w:t>
             </w:r>
           </w:p>
           <w:p>
@@ -3612,7 +3651,7 @@
             <w:r>
               <w:drawing>
                 <wp:inline xmlns:a="http://schemas.openxmlformats.org/drawingml/2006/main" xmlns:pic="http://schemas.openxmlformats.org/drawingml/2006/picture">
-                  <wp:extent cx="2700000" cy="2334375"/>
+                  <wp:extent cx="2700000" cy="1917773"/>
                   <wp:docPr id="2" name="Picture 2"/>
                   <wp:cNvGraphicFramePr>
                     <a:graphicFrameLocks noChangeAspect="1"/>
@@ -3633,7 +3672,7 @@
                         <pic:spPr>
                           <a:xfrm>
                             <a:off x="0" y="0"/>
-                            <a:ext cx="2700000" cy="2334375"/>
+                            <a:ext cx="2700000" cy="1917773"/>
                           </a:xfrm>
                           <a:prstGeom prst="rect"/>
                         </pic:spPr>
@@ -3665,7 +3704,7 @@
             <w:r>
               <w:drawing>
                 <wp:inline xmlns:a="http://schemas.openxmlformats.org/drawingml/2006/main" xmlns:pic="http://schemas.openxmlformats.org/drawingml/2006/picture">
-                  <wp:extent cx="2700000" cy="5479412"/>
+                  <wp:extent cx="2700000" cy="4779000"/>
                   <wp:docPr id="3" name="Picture 3"/>
                   <wp:cNvGraphicFramePr>
                     <a:graphicFrameLocks noChangeAspect="1"/>
@@ -3686,7 +3725,7 @@
                         <pic:spPr>
                           <a:xfrm>
                             <a:off x="0" y="0"/>
-                            <a:ext cx="2700000" cy="5479412"/>
+                            <a:ext cx="2700000" cy="4779000"/>
                           </a:xfrm>
                           <a:prstGeom prst="rect"/>
                         </pic:spPr>
